--- a/ky/wisdom-stories/lions-footprint.docx
+++ b/ky/wisdom-stories/lions-footprint.docx
@@ -129,7 +129,7 @@
           <w:sz w:val="22"/>
           <w:lang w:val="ky-KG"/>
         </w:rPr>
-        <w:t>— Жок, байке, рахмат. Мен чынында арстандын өзүн эмес, изин гана издеп жүргөм.</w:t>
+        <w:t>— Жок, жаным, рахмат. Мен чынында арстандын өзүн эмес, изин гана издеп жүргөм.</w:t>
       </w:r>
     </w:p>
     <w:p>
@@ -153,7 +153,7 @@
           <w:sz w:val="22"/>
           <w:lang w:val="ky-KG"/>
         </w:rPr>
-        <w:t xml:space="preserve">Сабак: </w:t>
+        <w:t>Сабак: Мактанган сөзгө эмес, сын сааттагы ишке кара. Арстанды алыстан издегендер көп, бирок аны менен бетме-бет келгенде көбү артка чегинет.</w:t>
       </w:r>
       <w:r>
         <w:rPr>
@@ -162,7 +162,6 @@
           <w:sz w:val="22"/>
           <w:lang w:val="ky-KG"/>
         </w:rPr>
-        <w:t>Мактанган сөзгө эмес, сын сааттагы ишке кара. Эрдик алыстан сүр көрсөтүү менен билинбейт.</w:t>
       </w:r>
     </w:p>
     <w:p>
@@ -182,7 +181,7 @@
           <w:sz w:val="18"/>
           <w:lang w:val="ky-KG"/>
         </w:rPr>
-        <w:t>Окуя ачык интернет булактарынан алынды.</w:t>
+        <w:t>Аңгемелер ачык интернет булактарынан алынган, иллюстрациялар болсо ЖИ менен түзүлгөн.</w:t>
       </w:r>
     </w:p>
     <w:sectPr>
